--- a/docs/a traduire/4/Chapitre_IV_Mecanismes_Avantage_Concurrentiel_FR.docx
+++ b/docs/a traduire/4/Chapitre_IV_Mecanismes_Avantage_Concurrentiel_FR.docx
@@ -100,7 +100,7 @@
                 <w:color w:val="1A2744"/>
                 <w:sz w:val="22"/>
               </w:rPr>
-              <w:t>76,9 pct du compute IA operationnel mondial = USA</w:t>
+              <w:t>78,9 pct du compute IA operationnel mondial = USA</w:t>
             </w:r>
           </w:p>
         </w:tc>
@@ -142,7 +142,7 @@
                 <w:color w:val="1A2744"/>
                 <w:sz w:val="22"/>
               </w:rPr>
-              <w:t>3,46:1 ratio CACI US/EU (Power Mode)</w:t>
+              <w:t>3,64:1 ratio CACI US/EU (Power Mode)</w:t>
             </w:r>
           </w:p>
         </w:tc>
@@ -277,7 +277,7 @@
           <w:color w:val="555555"/>
           <w:sz w:val="22"/>
         </w:rPr>
-        <w:t>Le chapitre III a etabli les faits : les Etats-Unis concentrent 76,9 pour cent du compute IA operationnel mondial (49,9 pour cent en incluant les clusters planifies), 45 pour cent de la consommation electrique des centres de donnees, et controlent 70 pour cent du marche cloud europeen via trois hyperscalers. Ce chapitre analyse les mecanismes par lesquels cette asymetrie de compute se traduit en avantage competitif mesurable. Nous identifions quatre canaux de transmission : les couts d'entrainement comme barriere a l'entree, la concentration cloud comme vecteur de dependance, la productivite differenciee selon les regions, et la captation des rentes d'innovation par les premiers entrants.</w:t>
+        <w:t>Le chapitre III a etabli les faits : les Etats-Unis concentrent 78,9 pour cent du compute IA operationnel mondial (49,9 pour cent en incluant les clusters planifies), 45 pour cent de la consommation electrique des centres de donnees, et controlent 70 pour cent du marche cloud europeen via trois hyperscalers. Ce chapitre analyse les mecanismes par lesquels cette asymetrie de compute se traduit en avantage competitif mesurable. Nous identifions quatre canaux de transmission : les couts d'entrainement comme barriere a l'entree, la concentration cloud comme vecteur de dependance, la productivite differenciee selon les regions, et la captation des rentes d'innovation par les premiers entrants.</w:t>
       </w:r>
     </w:p>
     <w:p>
@@ -682,7 +682,7 @@
           <w:color w:val="202020"/>
           <w:sz w:val="22"/>
         </w:rPr>
-        <w:t>Ce deficit d'investissement, combine a l'asymetrie de compute et aux couts energetiques, produit un ecart de productivite IA conditionnel. Dans notre modelisation, nous distinguons le potentiel theorique (identique pour US et UE avec des structures sectorielles comparables) et le potentiel realisable, qui depend de l'acces effectif au compute. Avec un CACI(US)/CACI(UE) de 3,46:1 en Power Mode (chapitre III) sur le snapshot du tableau de bord d'avril 2026, le potentiel realisable europeen est structurellement inferieur. Traduit en scores CACI normalises, l'UE se situe a 28,9 contre un benchmark US de 100, la France a 25,3, l'Allemagne a 5,4 - l'ecart n'est donc pas de 7 a 12 fois inferieur comme le suggeraient des analyses anterieures, mais precisement de 3,46 pour 1 en intensite competitive ajustee au compute, avec une variation forte entre Etats membres.</w:t>
+        <w:t>Ce deficit d'investissement, combine a l'asymetrie de compute et aux couts energetiques, produit un ecart de productivite IA conditionnel. Dans notre modelisation, nous distinguons le potentiel theorique (identique pour US et UE avec des structures sectorielles comparables) et le potentiel realisable, qui depend de l'acces effectif au compute. Avec un CACI(US)/CACI(UE) de 3,64:1 en Power Mode (chapitre III) sur le snapshot du tableau de bord d'avril 2026, le potentiel realisable europeen est structurellement inferieur. Traduit en scores CACI normalises, l'UE se situe a 28,9 contre un benchmark US de 100, la France a 25,3, l'Allemagne a 5,4 - l'ecart n'est donc pas de 7 a 12 fois inferieur comme le suggeraient des analyses anterieures, mais precisement de 3,46 pour 1 en intensite competitive ajustee au compute, avec une variation forte entre Etats membres.</w:t>
       </w:r>
     </w:p>
     <w:p>
@@ -847,7 +847,7 @@
           <w:color w:val="202020"/>
           <w:sz w:val="22"/>
         </w:rPr>
-        <w:t>Les quatre canaux identifies forment un systeme renforcant. L'asymetrie de compute (chapitre III) alimente des couts d'entrainement differencies (4.1), qui renforcent la dependance au cloud US (4.2), qui contraint la productivite realisable (4.3), qui ralentit l'investissement europeen et renforce la captation des rentes par les acteurs americains (4.4), qui a son tour creuse l'ecart de compute. Avec le snapshot d'avril 2026 - 76,9 pour cent de part de compute operationnel, 1,59x de cout energetique ajuste-PPA et un ratio CACI Power Mode de 3,46:1 - ce cercle constitue ce que Farrell et Newman (2019) decriraient comme une weaponisation de l'interdependance structurelle : la dependance europeenne a l'infrastructure americaine, initialement fondee sur l'efficacite economique, devient un levier de pouvoir geopolitique lorsqu'elle est instrumentalisee par des mesures comme la Section 232.</w:t>
+        <w:t>Les quatre canaux identifies forment un systeme renforcant. L'asymetrie de compute (chapitre III) alimente des couts d'entrainement differencies (4.1), qui renforcent la dependance au cloud US (4.2), qui contraint la productivite realisable (4.3), qui ralentit l'investissement europeen et renforce la captation des rentes par les acteurs americains (4.4), qui a son tour creuse l'ecart de compute. Avec le snapshot d'avril 2026 - 78,9 pour cent de part de compute operationnel, 1,59x de cout energetique ajuste-PPA et un ratio CACI Power Mode de 3,64:1 - ce cercle constitue ce que Farrell et Newman (2019) decriraient comme une weaponisation de l'interdependance structurelle : la dependance europeenne a l'infrastructure americaine, initialement fondee sur l'efficacite economique, devient un levier de pouvoir geopolitique lorsqu'elle est instrumentalisee par des mesures comme la Section 232.</w:t>
       </w:r>
     </w:p>
     <w:p>
@@ -1943,7 +1943,7 @@
                 <w:color w:val="202020"/>
                 <w:sz w:val="20"/>
               </w:rPr>
-              <w:t>3,46:1</w:t>
+              <w:t>3,64:1</w:t>
             </w:r>
           </w:p>
         </w:tc>

--- a/docs/a traduire/4/Chapitre_IV_Mecanismes_Avantage_Concurrentiel_FR.docx
+++ b/docs/a traduire/4/Chapitre_IV_Mecanismes_Avantage_Concurrentiel_FR.docx
@@ -142,7 +142,7 @@
                 <w:color w:val="1A2744"/>
                 <w:sz w:val="22"/>
               </w:rPr>
-              <w:t>3,64:1 ratio CACI US/EU (Power Mode)</w:t>
+              <w:t>3,47:1 ratio CACI US/EU (Power Mode)</w:t>
             </w:r>
           </w:p>
         </w:tc>
@@ -682,7 +682,7 @@
           <w:color w:val="202020"/>
           <w:sz w:val="22"/>
         </w:rPr>
-        <w:t>Ce deficit d'investissement, combine a l'asymetrie de compute et aux couts energetiques, produit un ecart de productivite IA conditionnel. Dans notre modelisation, nous distinguons le potentiel theorique (identique pour US et UE avec des structures sectorielles comparables) et le potentiel realisable, qui depend de l'acces effectif au compute. Avec un CACI(US)/CACI(UE) de 3,64:1 en Power Mode (chapitre III) sur le snapshot du tableau de bord d'avril 2026, le potentiel realisable europeen est structurellement inferieur. Traduit en scores CACI normalises, l'UE se situe a 28,9 contre un benchmark US de 100, la France a 25,3, l'Allemagne a 5,4 - l'ecart n'est donc pas de 7 a 12 fois inferieur comme le suggeraient des analyses anterieures, mais precisement de 3,46 pour 1 en intensite competitive ajustee au compute, avec une variation forte entre Etats membres.</w:t>
+        <w:t>Ce deficit d'investissement, combine a l'asymetrie de compute et aux couts energetiques, produit un ecart de productivite IA conditionnel. Dans notre modelisation, nous distinguons le potentiel theorique (identique pour US et UE avec des structures sectorielles comparables) et le potentiel realisable, qui depend de l'acces effectif au compute. Avec un CACI(US)/CACI(UE) de 3,47:1 en Power Mode (chapitre III) sur le snapshot du tableau de bord d'avril 2026, le potentiel realisable europeen est structurellement inferieur. Traduit en scores CACI normalises, l'UE se situe a 28,9 contre un benchmark US de 100, la France a 25,3, l'Allemagne a 5,4 - l'ecart n'est donc pas de 7 a 12 fois inferieur comme le suggeraient des analyses anterieures, mais precisement de 3,46 pour 1 en intensite competitive ajustee au compute, avec une variation forte entre Etats membres.</w:t>
       </w:r>
     </w:p>
     <w:p>
@@ -847,7 +847,7 @@
           <w:color w:val="202020"/>
           <w:sz w:val="22"/>
         </w:rPr>
-        <w:t>Les quatre canaux identifies forment un systeme renforcant. L'asymetrie de compute (chapitre III) alimente des couts d'entrainement differencies (4.1), qui renforcent la dependance au cloud US (4.2), qui contraint la productivite realisable (4.3), qui ralentit l'investissement europeen et renforce la captation des rentes par les acteurs americains (4.4), qui a son tour creuse l'ecart de compute. Avec le snapshot d'avril 2026 - 78,9 pour cent de part de compute operationnel, 1,59x de cout energetique ajuste-PPA et un ratio CACI Power Mode de 3,64:1 - ce cercle constitue ce que Farrell et Newman (2019) decriraient comme une weaponisation de l'interdependance structurelle : la dependance europeenne a l'infrastructure americaine, initialement fondee sur l'efficacite economique, devient un levier de pouvoir geopolitique lorsqu'elle est instrumentalisee par des mesures comme la Section 232.</w:t>
+        <w:t>Les quatre canaux identifies forment un systeme renforcant. L'asymetrie de compute (chapitre III) alimente des couts d'entrainement differencies (4.1), qui renforcent la dependance au cloud US (4.2), qui contraint la productivite realisable (4.3), qui ralentit l'investissement europeen et renforce la captation des rentes par les acteurs americains (4.4), qui a son tour creuse l'ecart de compute. Avec le snapshot d'avril 2026 - 78,9 pour cent de part de compute operationnel, 1,59x de cout energetique ajuste-PPA et un ratio CACI Power Mode de 3,47:1 - ce cercle constitue ce que Farrell et Newman (2019) decriraient comme une weaponisation de l'interdependance structurelle : la dependance europeenne a l'infrastructure americaine, initialement fondee sur l'efficacite economique, devient un levier de pouvoir geopolitique lorsqu'elle est instrumentalisee par des mesures comme la Section 232.</w:t>
       </w:r>
     </w:p>
     <w:p>
@@ -1943,7 +1943,7 @@
                 <w:color w:val="202020"/>
                 <w:sz w:val="20"/>
               </w:rPr>
-              <w:t>3,64:1</w:t>
+              <w:t>3,47:1</w:t>
             </w:r>
           </w:p>
         </w:tc>
